--- a/pr-preview/pr-330/chapters/defining-terms-tracked-changes.docx
+++ b/pr-preview/pr-330/chapters/defining-terms-tracked-changes.docx
@@ -26,7 +26,7 @@
       </w:pPr>
       <w:ins w:id="2" w:author="PR Preview" w:date="2026-01-01T00:00:00Z">
         <w:r>
-          <w:t xml:space="preserve">Last modified: 2026-10-22 18:57:07 (PDT)</w:t>
+          <w:t xml:space="preserve">Last modified: 2026-10-22 19:13:47 (PDT)</w:t>
         </w:r>
       </w:ins>
     </w:p>
@@ -5778,7 +5778,7 @@
             <w:b/>
             <w:bCs/>
           </w:rPr>
-          <w:t xml:space="preserve">Say</w:t>
+          <w:t xml:space="preserve">Use</w:t>
         </w:r>
       </w:ins>
       <w:ins w:id="45" w:author="PR Preview" w:date="2026-01-01T00:00:00Z">
@@ -5796,7 +5796,7 @@
             <w:b/>
             <w:bCs/>
           </w:rPr>
-          <w:t xml:space="preserve">“fitted model”</w:t>
+          <w:t xml:space="preserve">“prediction rule”</w:t>
         </w:r>
       </w:ins>
       <w:ins w:id="47" w:author="PR Preview" w:date="2026-01-01T00:00:00Z">
@@ -5805,7 +5805,7 @@
             <w:b/>
             <w:bCs/>
           </w:rPr>
-          <w:t xml:space="preserve">, not</w:t>
+          <w:t xml:space="preserve"> </w:t>
         </w:r>
       </w:ins>
       <w:ins w:id="48" w:author="PR Preview" w:date="2026-01-01T00:00:00Z">
@@ -5814,25 +5814,17 @@
             <w:b/>
             <w:bCs/>
           </w:rPr>
-          <w:t xml:space="preserve"> </w:t>
+          <w:t xml:space="preserve">only for a fitted model in its role as a predictor:</w:t>
         </w:r>
       </w:ins>
       <w:ins w:id="49" w:author="PR Preview" w:date="2026-01-01T00:00:00Z">
         <w:r>
-          <w:rPr>
-            <w:b/>
-            <w:bCs/>
-          </w:rPr>
-          <w:t xml:space="preserve">“prediction rule”</w:t>
+          <w:t xml:space="preserve"> </w:t>
         </w:r>
       </w:ins>
       <w:ins w:id="50" w:author="PR Preview" w:date="2026-01-01T00:00:00Z">
         <w:r>
-          <w:rPr>
-            <w:b/>
-            <w:bCs/>
-          </w:rPr>
-          <w:t xml:space="preserve">:</w:t>
+          <w:t xml:space="preserve">Not every fitted model is used to predict outcomes,</w:t>
         </w:r>
       </w:ins>
       <w:ins w:id="51" w:author="PR Preview" w:date="2026-01-01T00:00:00Z">
@@ -5842,7 +5834,7 @@
       </w:ins>
       <w:ins w:id="52" w:author="PR Preview" w:date="2026-01-01T00:00:00Z">
         <w:r>
-          <w:t xml:space="preserve">A fitted model that is used to predict outcomes is still a fitted model,</w:t>
+          <w:t xml:space="preserve">so</w:t>
         </w:r>
       </w:ins>
       <w:ins w:id="53" w:author="PR Preview" w:date="2026-01-01T00:00:00Z">
@@ -5852,7 +5844,7 @@
       </w:ins>
       <w:ins w:id="54" w:author="PR Preview" w:date="2026-01-01T00:00:00Z">
         <w:r>
-          <w:t xml:space="preserve">and a second name for one object makes readers wonder whether there are two objects,</w:t>
+          <w:t xml:space="preserve">“prediction rule”</w:t>
         </w:r>
       </w:ins>
       <w:ins w:id="55" w:author="PR Preview" w:date="2026-01-01T00:00:00Z">
@@ -5862,7 +5854,7 @@
       </w:ins>
       <w:ins w:id="56" w:author="PR Preview" w:date="2026-01-01T00:00:00Z">
         <w:r>
-          <w:t xml:space="preserve">so call it a fitted model every time.</w:t>
+          <w:t xml:space="preserve">is a narrower term, not another name for</w:t>
         </w:r>
       </w:ins>
       <w:ins w:id="57" w:author="PR Preview" w:date="2026-01-01T00:00:00Z">
@@ -5872,22 +5864,22 @@
       </w:ins>
       <w:ins w:id="58" w:author="PR Preview" w:date="2026-01-01T00:00:00Z">
         <w:r>
-          <w:t xml:space="preserve">Write</w:t>
+          <w:t xml:space="preserve">“fitted model”</w:t>
         </w:r>
       </w:ins>
       <w:ins w:id="59" w:author="PR Preview" w:date="2026-01-01T00:00:00Z">
         <w:r>
-          <w:t xml:space="preserve"> </w:t>
+          <w:t xml:space="preserve">.</w:t>
         </w:r>
       </w:ins>
       <w:ins w:id="60" w:author="PR Preview" w:date="2026-01-01T00:00:00Z">
         <w:r>
-          <w:t xml:space="preserve">“the fitted model predicts”</w:t>
+          <w:t xml:space="preserve"> </w:t>
         </w:r>
       </w:ins>
       <w:ins w:id="61" w:author="PR Preview" w:date="2026-01-01T00:00:00Z">
         <w:r>
-          <w:t xml:space="preserve">,</w:t>
+          <w:t xml:space="preserve">Define it in its own</w:t>
         </w:r>
       </w:ins>
       <w:ins w:id="62" w:author="PR Preview" w:date="2026-01-01T00:00:00Z">
@@ -5897,7 +5889,10 @@
       </w:ins>
       <w:ins w:id="63" w:author="PR Preview" w:date="2026-01-01T00:00:00Z">
         <w:r>
-          <w:t xml:space="preserve">and never</w:t>
+          <w:rPr>
+            <w:rStyle w:val="VerbatimChar"/>
+          </w:rPr>
+          <w:t xml:space="preserve">#def-prediction-rule</w:t>
         </w:r>
       </w:ins>
       <w:ins w:id="64" w:author="PR Preview" w:date="2026-01-01T00:00:00Z">
@@ -5907,47 +5902,47 @@
       </w:ins>
       <w:ins w:id="65" w:author="PR Preview" w:date="2026-01-01T00:00:00Z">
         <w:r>
-          <w:t xml:space="preserve">“the prediction rule predicts”</w:t>
+          <w:t xml:space="preserve">div</w:t>
         </w:r>
       </w:ins>
       <w:ins w:id="66" w:author="PR Preview" w:date="2026-01-01T00:00:00Z">
         <w:r>
-          <w:t xml:space="preserve">.</w:t>
+          <w:t xml:space="preserve"> </w:t>
         </w:r>
       </w:ins>
       <w:ins w:id="67" w:author="PR Preview" w:date="2026-01-01T00:00:00Z">
         <w:r>
-          <w:t xml:space="preserve"> </w:t>
+          <w:t xml:space="preserve">as a fitted model that is used to predict outcomes at a new covariate value,</w:t>
         </w:r>
       </w:ins>
       <w:ins w:id="68" w:author="PR Preview" w:date="2026-01-01T00:00:00Z">
         <w:r>
-          <w:t xml:space="preserve">“Prediction rule”</w:t>
+          <w:t xml:space="preserve"> </w:t>
         </w:r>
       </w:ins>
       <w:ins w:id="69" w:author="PR Preview" w:date="2026-01-01T00:00:00Z">
         <w:r>
-          <w:t xml:space="preserve"> </w:t>
+          <w:t xml:space="preserve">and link it to that definition at its first use.</w:t>
         </w:r>
       </w:ins>
       <w:ins w:id="70" w:author="PR Preview" w:date="2026-01-01T00:00:00Z">
         <w:r>
-          <w:t xml:space="preserve">is not an alias of</w:t>
+          <w:t xml:space="preserve"> </w:t>
         </w:r>
       </w:ins>
       <w:ins w:id="71" w:author="PR Preview" w:date="2026-01-01T00:00:00Z">
         <w:r>
-          <w:t xml:space="preserve"> </w:t>
+          <w:t xml:space="preserve">Write</w:t>
         </w:r>
       </w:ins>
       <w:ins w:id="72" w:author="PR Preview" w:date="2026-01-01T00:00:00Z">
         <w:r>
-          <w:t xml:space="preserve">“fitted model”</w:t>
+          <w:t xml:space="preserve"> </w:t>
         </w:r>
       </w:ins>
       <w:ins w:id="73" w:author="PR Preview" w:date="2026-01-01T00:00:00Z">
         <w:r>
-          <w:t xml:space="preserve">,</w:t>
+          <w:t xml:space="preserve">“the fitted model”</w:t>
         </w:r>
       </w:ins>
       <w:ins w:id="74" w:author="PR Preview" w:date="2026-01-01T00:00:00Z">
@@ -5957,7 +5952,7 @@
       </w:ins>
       <w:ins w:id="75" w:author="PR Preview" w:date="2026-01-01T00:00:00Z">
         <w:r>
-          <w:t xml:space="preserve">because not every fitted model is used to predict outcomes.</w:t>
+          <w:t xml:space="preserve">for a sentence about the model itself,</w:t>
         </w:r>
       </w:ins>
       <w:ins w:id="76" w:author="PR Preview" w:date="2026-01-01T00:00:00Z">
@@ -5967,7 +5962,7 @@
       </w:ins>
       <w:ins w:id="77" w:author="PR Preview" w:date="2026-01-01T00:00:00Z">
         <w:r>
-          <w:t xml:space="preserve">It is a separate term, defined in its own</w:t>
+          <w:t xml:space="preserve">such as its form, its coefficients or its fit to the training set.</w:t>
         </w:r>
       </w:ins>
       <w:ins w:id="78" w:author="PR Preview" w:date="2026-01-01T00:00:00Z">
@@ -5977,10 +5972,7 @@
       </w:ins>
       <w:ins w:id="79" w:author="PR Preview" w:date="2026-01-01T00:00:00Z">
         <w:r>
-          <w:rPr>
-            <w:rStyle w:val="VerbatimChar"/>
-          </w:rPr>
-          <w:t xml:space="preserve">#def-prediction-rule</w:t>
+          <w:t xml:space="preserve">Write</w:t>
         </w:r>
       </w:ins>
       <w:ins w:id="80" w:author="PR Preview" w:date="2026-01-01T00:00:00Z">
@@ -5990,7 +5982,7 @@
       </w:ins>
       <w:ins w:id="81" w:author="PR Preview" w:date="2026-01-01T00:00:00Z">
         <w:r>
-          <w:t xml:space="preserve">div</w:t>
+          <w:t xml:space="preserve">“the prediction rule”</w:t>
         </w:r>
       </w:ins>
       <w:ins w:id="82" w:author="PR Preview" w:date="2026-01-01T00:00:00Z">
@@ -6000,7 +5992,7 @@
       </w:ins>
       <w:ins w:id="83" w:author="PR Preview" w:date="2026-01-01T00:00:00Z">
         <w:r>
-          <w:t xml:space="preserve">as a fitted model that is used to predict outcomes at a new covariate value.</w:t>
+          <w:t xml:space="preserve">only where the sentence needs the role of predicting a new outcome</w:t>
         </w:r>
       </w:ins>
       <w:ins w:id="84" w:author="PR Preview" w:date="2026-01-01T00:00:00Z">
@@ -6010,7 +6002,7 @@
       </w:ins>
       <w:ins w:id="85" w:author="PR Preview" w:date="2026-01-01T00:00:00Z">
         <w:r>
-          <w:t xml:space="preserve">Use the term only in that definition and its example,</w:t>
+          <w:t xml:space="preserve">to tell it from other uses of the fitted model.</w:t>
         </w:r>
       </w:ins>
       <w:ins w:id="86" w:author="PR Preview" w:date="2026-01-01T00:00:00Z">
@@ -6020,7 +6012,7 @@
       </w:ins>
       <w:ins w:id="87" w:author="PR Preview" w:date="2026-01-01T00:00:00Z">
         <w:r>
-          <w:t xml:space="preserve">or in a sentence about this use of a fitted model,</w:t>
+          <w:t xml:space="preserve">The verb does not change the term:</w:t>
         </w:r>
       </w:ins>
       <w:ins w:id="88" w:author="PR Preview" w:date="2026-01-01T00:00:00Z">
@@ -6030,7 +6022,7 @@
       </w:ins>
       <w:ins w:id="89" w:author="PR Preview" w:date="2026-01-01T00:00:00Z">
         <w:r>
-          <w:t xml:space="preserve">and link it to the definition at its first use.</w:t>
+          <w:t xml:space="preserve">keep writing</w:t>
         </w:r>
       </w:ins>
       <w:ins w:id="90" w:author="PR Preview" w:date="2026-01-01T00:00:00Z">
@@ -6040,45 +6032,140 @@
       </w:ins>
       <w:ins w:id="91" w:author="PR Preview" w:date="2026-01-01T00:00:00Z">
         <w:r>
-          <w:t xml:space="preserve">If the notes once defined</w:t>
+          <w:t xml:space="preserve">“the fitted model predicts”</w:t>
         </w:r>
       </w:ins>
       <w:ins w:id="92" w:author="PR Preview" w:date="2026-01-01T00:00:00Z">
         <w:r>
-          <w:t xml:space="preserve"> </w:t>
+          <w:t xml:space="preserve">,</w:t>
         </w:r>
       </w:ins>
       <w:ins w:id="93" w:author="PR Preview" w:date="2026-01-01T00:00:00Z">
         <w:r>
-          <w:t xml:space="preserve">“prediction rule”</w:t>
+          <w:t xml:space="preserve"> </w:t>
         </w:r>
       </w:ins>
       <w:ins w:id="94" w:author="PR Preview" w:date="2026-01-01T00:00:00Z">
         <w:r>
-          <w:t xml:space="preserve"> </w:t>
+          <w:t xml:space="preserve">as the bullet above requires.</w:t>
         </w:r>
       </w:ins>
       <w:ins w:id="95" w:author="PR Preview" w:date="2026-01-01T00:00:00Z">
         <w:r>
-          <w:t xml:space="preserve">as a span inside the fitted model’s definition,</w:t>
+          <w:t xml:space="preserve"> </w:t>
         </w:r>
       </w:ins>
       <w:ins w:id="96" w:author="PR Preview" w:date="2026-01-01T00:00:00Z">
         <w:r>
-          <w:t xml:space="preserve"> </w:t>
+          <w:t xml:space="preserve">For example, write</w:t>
         </w:r>
       </w:ins>
       <w:ins w:id="97" w:author="PR Preview" w:date="2026-01-01T00:00:00Z">
         <w:r>
-          <w:t xml:space="preserve">keep that anchor on the new div,</w:t>
+          <w:t xml:space="preserve"> </w:t>
         </w:r>
       </w:ins>
       <w:ins w:id="98" w:author="PR Preview" w:date="2026-01-01T00:00:00Z">
         <w:r>
+          <w:t xml:space="preserve">“the fitted model has slope 2”</w:t>
+        </w:r>
+      </w:ins>
+      <w:ins w:id="99" w:author="PR Preview" w:date="2026-01-01T00:00:00Z">
+        <w:r>
           <w:t xml:space="preserve"> </w:t>
         </w:r>
       </w:ins>
-      <w:ins w:id="99" w:author="PR Preview" w:date="2026-01-01T00:00:00Z">
+      <w:ins w:id="100" w:author="PR Preview" w:date="2026-01-01T00:00:00Z">
+        <w:r>
+          <w:t xml:space="preserve">and</w:t>
+        </w:r>
+      </w:ins>
+      <w:ins w:id="101" w:author="PR Preview" w:date="2026-01-01T00:00:00Z">
+        <w:r>
+          <w:t xml:space="preserve"> </w:t>
+        </w:r>
+      </w:ins>
+      <w:ins w:id="102" w:author="PR Preview" w:date="2026-01-01T00:00:00Z">
+        <w:r>
+          <w:t xml:space="preserve">“a clinic uses the prediction rule for new patients”</w:t>
+        </w:r>
+      </w:ins>
+      <w:ins w:id="103" w:author="PR Preview" w:date="2026-01-01T00:00:00Z">
+        <w:r>
+          <w:t xml:space="preserve">,</w:t>
+        </w:r>
+      </w:ins>
+      <w:ins w:id="104" w:author="PR Preview" w:date="2026-01-01T00:00:00Z">
+        <w:r>
+          <w:t xml:space="preserve"> </w:t>
+        </w:r>
+      </w:ins>
+      <w:ins w:id="105" w:author="PR Preview" w:date="2026-01-01T00:00:00Z">
+        <w:r>
+          <w:t xml:space="preserve">and not</w:t>
+        </w:r>
+      </w:ins>
+      <w:ins w:id="106" w:author="PR Preview" w:date="2026-01-01T00:00:00Z">
+        <w:r>
+          <w:t xml:space="preserve"> </w:t>
+        </w:r>
+      </w:ins>
+      <w:ins w:id="107" w:author="PR Preview" w:date="2026-01-01T00:00:00Z">
+        <w:r>
+          <w:t xml:space="preserve">“the prediction rule has slope 2”</w:t>
+        </w:r>
+      </w:ins>
+      <w:ins w:id="108" w:author="PR Preview" w:date="2026-01-01T00:00:00Z">
+        <w:r>
+          <w:t xml:space="preserve">.</w:t>
+        </w:r>
+      </w:ins>
+      <w:ins w:id="109" w:author="PR Preview" w:date="2026-01-01T00:00:00Z">
+        <w:r>
+          <w:t xml:space="preserve"> </w:t>
+        </w:r>
+      </w:ins>
+      <w:ins w:id="110" w:author="PR Preview" w:date="2026-01-01T00:00:00Z">
+        <w:r>
+          <w:t xml:space="preserve">If the notes once defined</w:t>
+        </w:r>
+      </w:ins>
+      <w:ins w:id="111" w:author="PR Preview" w:date="2026-01-01T00:00:00Z">
+        <w:r>
+          <w:t xml:space="preserve"> </w:t>
+        </w:r>
+      </w:ins>
+      <w:ins w:id="112" w:author="PR Preview" w:date="2026-01-01T00:00:00Z">
+        <w:r>
+          <w:t xml:space="preserve">“prediction rule”</w:t>
+        </w:r>
+      </w:ins>
+      <w:ins w:id="113" w:author="PR Preview" w:date="2026-01-01T00:00:00Z">
+        <w:r>
+          <w:t xml:space="preserve"> </w:t>
+        </w:r>
+      </w:ins>
+      <w:ins w:id="114" w:author="PR Preview" w:date="2026-01-01T00:00:00Z">
+        <w:r>
+          <w:t xml:space="preserve">as a span inside the fitted model’s definition,</w:t>
+        </w:r>
+      </w:ins>
+      <w:ins w:id="115" w:author="PR Preview" w:date="2026-01-01T00:00:00Z">
+        <w:r>
+          <w:t xml:space="preserve"> </w:t>
+        </w:r>
+      </w:ins>
+      <w:ins w:id="116" w:author="PR Preview" w:date="2026-01-01T00:00:00Z">
+        <w:r>
+          <w:t xml:space="preserve">keep that anchor on the new div,</w:t>
+        </w:r>
+      </w:ins>
+      <w:ins w:id="117" w:author="PR Preview" w:date="2026-01-01T00:00:00Z">
+        <w:r>
+          <w:t xml:space="preserve"> </w:t>
+        </w:r>
+      </w:ins>
+      <w:ins w:id="118" w:author="PR Preview" w:date="2026-01-01T00:00:00Z">
         <w:r>
           <w:t xml:space="preserve">so that links to it still land there.</w:t>
         </w:r>
